--- a/Space_News_12_08_2026.docx
+++ b/Space_News_12_08_2026.docx
@@ -155,7 +155,7 @@
           <w:b/>
           <w:sz w:val="26"/>
         </w:rPr>
-        <w:t>1. IIT-Gandhinagar to launch ₹190cr semiconductor training hub</w:t>
+        <w:t>1. 'Deepen India-US space partnership': NASA invites ISRO to join Moon Base project under Artemis Accords | India News - Hindustan Times</w:t>
       </w:r>
     </w:p>
     <w:p>
@@ -164,322 +164,6 @@
         <w:jc w:val="left"/>
       </w:pPr>
       <w:hyperlink r:id="rId12">
-        <w:r>
-          <w:rPr>
-            <w:color w:val="0000FF"/>
-            <w:u w:val="single"/>
-          </w:rPr>
-          <w:t>Read more</w:t>
-        </w:r>
-      </w:hyperlink>
-    </w:p>
-    <w:p>
-      <w:pPr>
-        <w:spacing w:after="120"/>
-        <w:jc w:val="center"/>
-      </w:pPr>
-      <w:r>
-        <w:drawing>
-          <wp:inline xmlns:a="http://schemas.openxmlformats.org/drawingml/2006/main" xmlns:pic="http://schemas.openxmlformats.org/drawingml/2006/picture">
-            <wp:extent cx="4389120" cy="3291840"/>
-            <wp:docPr id="3" name="Picture 3"/>
-            <wp:cNvGraphicFramePr>
-              <a:graphicFrameLocks noChangeAspect="1"/>
-            </wp:cNvGraphicFramePr>
-            <a:graphic>
-              <a:graphicData uri="http://schemas.openxmlformats.org/drawingml/2006/picture">
-                <pic:pic>
-                  <pic:nvPicPr>
-                    <pic:cNvPr id="0" name="image.png"/>
-                    <pic:cNvPicPr/>
-                  </pic:nvPicPr>
-                  <pic:blipFill>
-                    <a:blip r:embed="rId13"/>
-                    <a:stretch>
-                      <a:fillRect/>
-                    </a:stretch>
-                  </pic:blipFill>
-                  <pic:spPr>
-                    <a:xfrm>
-                      <a:off x="0" y="0"/>
-                      <a:ext cx="4389120" cy="3291840"/>
-                    </a:xfrm>
-                    <a:prstGeom prst="rect"/>
-                  </pic:spPr>
-                </pic:pic>
-              </a:graphicData>
-            </a:graphic>
-          </wp:inline>
-        </w:drawing>
-      </w:r>
-    </w:p>
-    <w:p>
-      <w:pPr>
-        <w:spacing w:after="120" w:line="276" w:lineRule="auto"/>
-        <w:jc w:val="both"/>
-      </w:pPr>
-      <w:r>
-        <w:rPr>
-          <w:rFonts w:ascii="Times New Roman" w:hAnsi="Times New Roman"/>
-          <w:sz w:val="24"/>
-        </w:rPr>
-        <w:t>IIT-Gandhinagar to launch ₹190cr semiconductor training hub " page-seotitle="IIT-Gandhinagar Unveils ₹190 Crore Semiconductor Training Hub for Future Innovation, ETGovernment" data-href="https://government.economictimes.indiatimes.com/news/policy/iit-gandhinagar-to-launch-190cr-semiconductor-training-hub/133143258" data-msid="133143258" data-mediaid="" data-authors="[""]" data-author-list="" data-category-name="Policy" data-category_id="545" data-cat_msid="69756026" data-date="2026-08-11" data-index="article_1" data-keywords="IIT Gandhinagar, semiconductor training hub, Silicon and Advanced Semiconductor Manufacturing Research and Training Hub, SAMARTH initiative, workforce development in semiconductor" data-type='news' style="writing-mode: horizontal-tb;"&gt; - Policy - 1 min read The initiative will train 10,000 students and technicians and upskill more than 1,000 industry professionals. - TNN - Published On Aug 11, 2026 at 11:13 AM IST Select ETGovernment as Preferred Choice on Google Copy Link Share on WhatsApp Share on Linkedin Share on X Share on Telegram Share on Facebook IIT Gandhinagar researchers have developed a new high-strength aluminum alloy. This indigenous innovation aims to reduce Indias reliance on imported strategic materials State-based higher education institutions participated in a meeting at IIT Gandhinagar (IIT-Gn) ahead of the launch of the Silicon and Advanced Semiconductor Manufacturing Research and Training Hub (SAMARTH). The meeting provided a platform for discussions on the implementation framework of SAMARTH and explored how these institutions could collaborate with IIT-Gandhinagar, officials said. A ₹190-crore initiative of the ministry of electronics and information technology (MeitY), the govt of Gujarat and IIT-Gandhinagar, SAMARTH will offer an integrated facility built around four pillars workforce development, awareness, research and industry engagement aimed at strengthening semiconductor manufacturing, officials said. Advt - See more on: - IIT Gandhinagar , - semiconductor training hub , - Silicon and Advanced Semiconductor Manufacturing Research and Training Hub , - SAMARTH initiative , - workforce development in semiconductor Telegram Facebook Comments What are your thoughts? Comment Now --&gt; Comment Now Read Comment (1) All Comments By commenting, you agree to the Prohibited Content Policy Post Find this Comment Offensive? Choose your reason below and click on the submit button. This will alert our moderators to take actions REASONS FOR REPORTING Foul Language Defamatory Inciting hatred against a certain community Out of Context / Spam Others Report Join the community of 2M+ industry professionals. Subscribe to Newsletter to get latest insights &amp; analysis in your inbox. --&gt; All about ETGovernment industry right on your smartphone! - Download the ETGovernment App and get the Realtime updates and Save your favourite articles. Scan to download App --&gt; - Home - News - IIT-Gandhinagar to launch ₹190cr semiconductor training hub</w:t>
-      </w:r>
-    </w:p>
-    <w:p>
-      <w:pPr>
-        <w:pBdr>
-          <w:bottom w:val="single" w:sz="6" w:space="6" w:color="A6A6A6"/>
-        </w:pBdr>
-      </w:pPr>
-    </w:p>
-    <w:p/>
-    <w:p>
-      <w:pPr>
-        <w:spacing w:after="60"/>
-      </w:pPr>
-      <w:r>
-        <w:rPr>
-          <w:rFonts w:ascii="Times New Roman" w:hAnsi="Times New Roman"/>
-          <w:b/>
-          <w:sz w:val="26"/>
-        </w:rPr>
-        <w:t>2. NASA invites ISRO to join Moon Base programme - The Hindu</w:t>
-      </w:r>
-    </w:p>
-    <w:p>
-      <w:pPr>
-        <w:spacing w:after="80"/>
-        <w:jc w:val="left"/>
-      </w:pPr>
-      <w:hyperlink r:id="rId14">
-        <w:r>
-          <w:rPr>
-            <w:color w:val="0000FF"/>
-            <w:u w:val="single"/>
-          </w:rPr>
-          <w:t>Read more</w:t>
-        </w:r>
-      </w:hyperlink>
-    </w:p>
-    <w:p>
-      <w:pPr>
-        <w:spacing w:after="120"/>
-        <w:jc w:val="center"/>
-      </w:pPr>
-      <w:r>
-        <w:drawing>
-          <wp:inline xmlns:a="http://schemas.openxmlformats.org/drawingml/2006/main" xmlns:pic="http://schemas.openxmlformats.org/drawingml/2006/picture">
-            <wp:extent cx="4389120" cy="2468880"/>
-            <wp:docPr id="4" name="Picture 4"/>
-            <wp:cNvGraphicFramePr>
-              <a:graphicFrameLocks noChangeAspect="1"/>
-            </wp:cNvGraphicFramePr>
-            <a:graphic>
-              <a:graphicData uri="http://schemas.openxmlformats.org/drawingml/2006/picture">
-                <pic:pic>
-                  <pic:nvPicPr>
-                    <pic:cNvPr id="0" name="image.png"/>
-                    <pic:cNvPicPr/>
-                  </pic:nvPicPr>
-                  <pic:blipFill>
-                    <a:blip r:embed="rId15"/>
-                    <a:stretch>
-                      <a:fillRect/>
-                    </a:stretch>
-                  </pic:blipFill>
-                  <pic:spPr>
-                    <a:xfrm>
-                      <a:off x="0" y="0"/>
-                      <a:ext cx="4389120" cy="2468880"/>
-                    </a:xfrm>
-                    <a:prstGeom prst="rect"/>
-                  </pic:spPr>
-                </pic:pic>
-              </a:graphicData>
-            </a:graphic>
-          </wp:inline>
-        </w:drawing>
-      </w:r>
-    </w:p>
-    <w:p>
-      <w:pPr>
-        <w:spacing w:after="120" w:line="276" w:lineRule="auto"/>
-        <w:jc w:val="both"/>
-      </w:pPr>
-      <w:r>
-        <w:rPr>
-          <w:rFonts w:ascii="Times New Roman" w:hAnsi="Times New Roman"/>
-          <w:sz w:val="24"/>
-        </w:rPr>
-        <w:t>National Aeronautics and Space Administration (NASA) has invited the Indian Space Research Organisation (ISRO) to be part of its Moon Base programme. At the ninth meeting of the India-U.S. Civil Space Joint Working Group (CSJWG), held in Bengaluru recently, the formal invitation for India to join the programme was made by the U.S. space agency. "NASA invited ISRO to join its Moon Base program, building on the two countries' partnership under the Artemis Accords. The two sides also agreed to advance discussions for cooperation on open scientific data sharing under the Accords," said a statement from the U.S. Embassy and Consulates in India. According to NASA, the programme envisages building humanity's first outpost on another celestial body near the lunar South Pole. The programme will be executed in three phases. It was announced during NASA's "Ignition" event on March 24, 2026, where the agency unveiled a series of initiatives to achieve President Donald Trump's National Space Policy and advance American leadership in space. The meeting, held at ISRO headquarters, also advanced civil and commercial space cooperation under the U.S.-India Transforming the Relationship Utilizing Strategic Technology (TRUST) Initiative, aligning with the February 2025 Joint Leaders' Statement issued by Prime Minister Narendra Modi and President Donald Trump. "Both sides discussed expanding cooperation following the successful launch of the joint NASA-ISRO Synthetic Aperture Radar (NISAR) mission last year, as well as pursuing future science and human spaceflight technology collaborations. They reaffirmed their commitment to advancing the United Nations Committee on the Peaceful Uses of Outer Space (COPUOS) guidelines on the long-term sustainability of outer space activities, as well as reviewed ongoing multilateral efforts for ensuring the Committee's effectiveness," the statement added. ISRO Chairman V. Narayanan, U.S. Ambassador Sergio Gor, and senior officials from both countries attended the meeting.</w:t>
-      </w:r>
-    </w:p>
-    <w:p>
-      <w:pPr>
-        <w:pBdr>
-          <w:bottom w:val="single" w:sz="6" w:space="6" w:color="A6A6A6"/>
-        </w:pBdr>
-      </w:pPr>
-    </w:p>
-    <w:p/>
-    <w:p>
-      <w:pPr>
-        <w:spacing w:after="60"/>
-      </w:pPr>
-      <w:r>
-        <w:rPr>
-          <w:rFonts w:ascii="Times New Roman" w:hAnsi="Times New Roman"/>
-          <w:b/>
-          <w:sz w:val="26"/>
-        </w:rPr>
-        <w:t>3. Nasa invites Isro to join Moon base programme - The Times of India</w:t>
-      </w:r>
-    </w:p>
-    <w:p>
-      <w:pPr>
-        <w:spacing w:after="80"/>
-        <w:jc w:val="left"/>
-      </w:pPr>
-      <w:hyperlink r:id="rId16">
-        <w:r>
-          <w:rPr>
-            <w:color w:val="0000FF"/>
-            <w:u w:val="single"/>
-          </w:rPr>
-          <w:t>Read more</w:t>
-        </w:r>
-      </w:hyperlink>
-    </w:p>
-    <w:p>
-      <w:pPr>
-        <w:spacing w:after="120"/>
-        <w:jc w:val="center"/>
-      </w:pPr>
-      <w:r>
-        <w:drawing>
-          <wp:inline xmlns:a="http://schemas.openxmlformats.org/drawingml/2006/main" xmlns:pic="http://schemas.openxmlformats.org/drawingml/2006/picture">
-            <wp:extent cx="4389120" cy="1387337"/>
-            <wp:docPr id="5" name="Picture 5"/>
-            <wp:cNvGraphicFramePr>
-              <a:graphicFrameLocks noChangeAspect="1"/>
-            </wp:cNvGraphicFramePr>
-            <a:graphic>
-              <a:graphicData uri="http://schemas.openxmlformats.org/drawingml/2006/picture">
-                <pic:pic>
-                  <pic:nvPicPr>
-                    <pic:cNvPr id="0" name="image.png"/>
-                    <pic:cNvPicPr/>
-                  </pic:nvPicPr>
-                  <pic:blipFill>
-                    <a:blip r:embed="rId17"/>
-                    <a:stretch>
-                      <a:fillRect/>
-                    </a:stretch>
-                  </pic:blipFill>
-                  <pic:spPr>
-                    <a:xfrm>
-                      <a:off x="0" y="0"/>
-                      <a:ext cx="4389120" cy="1387337"/>
-                    </a:xfrm>
-                    <a:prstGeom prst="rect"/>
-                  </pic:spPr>
-                </pic:pic>
-              </a:graphicData>
-            </a:graphic>
-          </wp:inline>
-        </w:drawing>
-      </w:r>
-    </w:p>
-    <w:p>
-      <w:pPr>
-        <w:spacing w:after="120" w:line="276" w:lineRule="auto"/>
-        <w:jc w:val="both"/>
-      </w:pPr>
-      <w:r>
-        <w:rPr>
-          <w:rFonts w:ascii="Times New Roman" w:hAnsi="Times New Roman"/>
-          <w:sz w:val="24"/>
-        </w:rPr>
-        <w:t>Representative image Join conversation View All Comments → Share your thoughts in the comments Insightful Agree Disagree Skeptical Concerning Promising Worth Reading Big Development Post Comment Be respectful · TOI community guidelines BENGALURU: Nasa has invited Isro to join its Moon Base programme, opening a new avenue for India-US cooperation in lunar exploration and human spaceflight.The Moon Base was announced during Nasa's "Ignition" event on March 24, 2026, where the US space agency unveiled a series of initiatives designed to achieve President Donald J Trump's National Space Policy and advance American leadership in space.The invitation to Isro was extended during the 9th meeting of the India-US Civil Space Joint Working Group (CSJWG), held at Isro headquarters in Bengaluru on Aug 5 and Aug 6.The meeting brought together senior officials from both countries to advance civil and commercial space cooperation under the US-India Transforming the Relationship Utilising Strategic Technology (TRUST) Initiative.The invitation builds on the growing partnership between the two countries under the Artemis Accords, which seek to establish principles for the peaceful and sustainable exploration of the Moon and beyond."Nasa invited Isro to join its Moon Base program, building on the two countries' partnership under the Artemis Accords. The two sides also agreed to advance discussions for cooperation on open scientific data sharing under the [Artemis] Accords," the US Embassy said in a statement on Tuesday.The two sides discussed expanding collaboration in future space science and human spaceflight technologies. The meeting came after the successful launch of Nisar, the joint Nasa-Isro Synthetic Aperture Radar mission, last year.Nisar is designed to provide detailed observations of changes on Earth's land and ice surfaces and is the first satellite mission to use two different radar frequencies to study the planet.The two countries also "reaffirmed their commitment to advancing guidelines on the long-term sustainability of outer space activities through the UN Committee on the Peaceful Uses of Outer Space (COPUOS)," the statement read, adding that the teams reviewed ongoing multilateral efforts aimed at strengthening the committee's effectiveness.The CSJWG meeting was addressed by Department of Space secretary V Narayanan and US ambassador to India Sergio Gor. It was co-chaired by M Sankaran, director of Isro's UR Rao Satellite Centre, and US officials Wesley Brooks, assistant secretary of state for oceans and international environmental and scientific affairs, and Kathleen Karika, Nasa associate administrator for international and interagency relations.The Moon Base invitation comes as the US-led Artemis programme moves towards establishing a sustained human presence around the Moon. India became a signatory to the Artemis Accords in 2023, committing to principles governing peaceful exploration, scientific cooperation and the sustainable use of space resources.For India, participation in the Moon Base programme could extend its involvement in lunar exploration beyond its Chandrayaan missions and provide opportunities for collaboration in science, technology and human spaceflight. The US and India have already identified human spaceflight as an area for deeper cooperation, including through the broader strategic partnership between their space agencies.</w:t>
-      </w:r>
-    </w:p>
-    <w:p>
-      <w:pPr>
-        <w:pBdr>
-          <w:bottom w:val="single" w:sz="6" w:space="6" w:color="A6A6A6"/>
-        </w:pBdr>
-      </w:pPr>
-    </w:p>
-    <w:p/>
-    <w:p>
-      <w:pPr>
-        <w:spacing w:after="60"/>
-      </w:pPr>
-      <w:r>
-        <w:rPr>
-          <w:rFonts w:ascii="Times New Roman" w:hAnsi="Times New Roman"/>
-          <w:b/>
-          <w:sz w:val="26"/>
-        </w:rPr>
-        <w:t>4. NASA invites ISRO to join its Moon Base programme under Artemis Accords - The Indian Awaaz</w:t>
-      </w:r>
-    </w:p>
-    <w:p>
-      <w:pPr>
-        <w:spacing w:after="80"/>
-        <w:jc w:val="left"/>
-      </w:pPr>
-      <w:hyperlink r:id="rId18">
-        <w:r>
-          <w:rPr>
-            <w:color w:val="0000FF"/>
-            <w:u w:val="single"/>
-          </w:rPr>
-          <w:t>Read more</w:t>
-        </w:r>
-      </w:hyperlink>
-    </w:p>
-    <w:p>
-      <w:pPr>
-        <w:spacing w:after="120" w:line="276" w:lineRule="auto"/>
-        <w:jc w:val="both"/>
-      </w:pPr>
-      <w:r>
-        <w:rPr>
-          <w:rFonts w:ascii="Times New Roman" w:hAnsi="Times New Roman"/>
-          <w:sz w:val="24"/>
-        </w:rPr>
-        <w:t>Last Updated on August 11, 2026 7:36 pm by INDIAN AWAAZ AMN / SCIENCE DESK The National Aeronautics and Space Administration, NASA has invited the Indian Space Research Organisation (ISRO) to join its Moon Base programme, building on the two countries' partnership under the Artemis Accords. India and US have agreed to advance discussions for cooperation on open scientific data sharing under the Accords. The ninth meeting of the India-US Civil Space Joint Working Group was hosted by India on 5th and 6th August at the headquarters of the Indian Space Research Organization in Bengaluru. ISRO Chairman Dr. V. Narayanan and US Ambassador to India, Sergio Gor addressed the opening segment. They highlighted the significance of further strengthening the bilateral space cooperation. External Affairs Ministry said in a statement that the meeting advanced civil and commercial space cooperation under the US-India Transforming the Relationship Utilizing Strategic Technology, TRUST Initiative. Both sides discussed expanding cooperation following the successful launch of the joint NASA-ISRO Synthetic Aperture Radar (NISAR) mission last year, as well as pursuing future science and human space flight technology collaborations. They reaffirmed their commitment to advancing the United Nations Committee on the Peaceful Uses of Outer Space (COPUOS) guidelines on the long-term sustainability of outer space activities. They also reviewed ongoing multilateral efforts for ensuring the Committee's effectiveness.</w:t>
-      </w:r>
-    </w:p>
-    <w:p>
-      <w:pPr>
-        <w:pBdr>
-          <w:bottom w:val="single" w:sz="6" w:space="6" w:color="A6A6A6"/>
-        </w:pBdr>
-      </w:pPr>
-    </w:p>
-    <w:p/>
-    <w:p>
-      <w:pPr>
-        <w:spacing w:after="60"/>
-      </w:pPr>
-      <w:r>
-        <w:rPr>
-          <w:rFonts w:ascii="Times New Roman" w:hAnsi="Times New Roman"/>
-          <w:b/>
-          <w:sz w:val="26"/>
-        </w:rPr>
-        <w:t>5. 'Deepen India-US space partnership': NASA invites ISRO to join Moon Base project under Artemis Accords | India News - Hindustan Times</w:t>
-      </w:r>
-    </w:p>
-    <w:p>
-      <w:pPr>
-        <w:spacing w:after="80"/>
-        <w:jc w:val="left"/>
-      </w:pPr>
-      <w:hyperlink r:id="rId19">
         <w:r>
           <w:rPr>
             <w:color w:val="0000FF"/>
@@ -520,7 +204,7 @@
           <w:b/>
           <w:sz w:val="26"/>
         </w:rPr>
-        <w:t>6. SpaceX could make $500 billion in 2028, Elon Musk says</w:t>
+        <w:t>2. SpaceX could make $500 billion in 2028, Elon Musk says</w:t>
       </w:r>
     </w:p>
     <w:p>
@@ -528,7 +212,7 @@
         <w:spacing w:after="80"/>
         <w:jc w:val="left"/>
       </w:pPr>
-      <w:hyperlink r:id="rId20">
+      <w:hyperlink r:id="rId13">
         <w:r>
           <w:rPr>
             <w:color w:val="0000FF"/>
@@ -547,7 +231,7 @@
         <w:drawing>
           <wp:inline xmlns:a="http://schemas.openxmlformats.org/drawingml/2006/main" xmlns:pic="http://schemas.openxmlformats.org/drawingml/2006/picture">
             <wp:extent cx="4389120" cy="2468880"/>
-            <wp:docPr id="6" name="Picture 6"/>
+            <wp:docPr id="3" name="Picture 3"/>
             <wp:cNvGraphicFramePr>
               <a:graphicFrameLocks noChangeAspect="1"/>
             </wp:cNvGraphicFramePr>
@@ -559,7 +243,7 @@
                     <pic:cNvPicPr/>
                   </pic:nvPicPr>
                   <pic:blipFill>
-                    <a:blip r:embed="rId21"/>
+                    <a:blip r:embed="rId14"/>
                     <a:stretch>
                       <a:fillRect/>
                     </a:stretch>
@@ -609,7 +293,7 @@
           <w:b/>
           <w:sz w:val="26"/>
         </w:rPr>
-        <w:t>7. SpaceX launches 29 Starlink satellites to orbit from Florida (video, photos)</w:t>
+        <w:t>3. SpaceX launches 29 Starlink satellites to orbit from Florida (video, photos)</w:t>
       </w:r>
     </w:p>
     <w:p>
@@ -617,7 +301,7 @@
         <w:spacing w:after="80"/>
         <w:jc w:val="left"/>
       </w:pPr>
-      <w:hyperlink r:id="rId22">
+      <w:hyperlink r:id="rId15">
         <w:r>
           <w:rPr>
             <w:color w:val="0000FF"/>
@@ -636,7 +320,7 @@
         <w:drawing>
           <wp:inline xmlns:a="http://schemas.openxmlformats.org/drawingml/2006/main" xmlns:pic="http://schemas.openxmlformats.org/drawingml/2006/picture">
             <wp:extent cx="4389120" cy="2468880"/>
-            <wp:docPr id="7" name="Picture 7"/>
+            <wp:docPr id="4" name="Picture 4"/>
             <wp:cNvGraphicFramePr>
               <a:graphicFrameLocks noChangeAspect="1"/>
             </wp:cNvGraphicFramePr>
@@ -648,7 +332,7 @@
                     <pic:cNvPicPr/>
                   </pic:nvPicPr>
                   <pic:blipFill>
-                    <a:blip r:embed="rId23"/>
+                    <a:blip r:embed="rId16"/>
                     <a:stretch>
                       <a:fillRect/>
                     </a:stretch>
@@ -698,7 +382,7 @@
           <w:b/>
           <w:sz w:val="26"/>
         </w:rPr>
-        <w:t>8. NASA will chase the Aug. 12 total solar eclipse with balloons and a high-altitude jet</w:t>
+        <w:t>4. NASA will chase the Aug. 12 total solar eclipse with balloons and a high-altitude jet</w:t>
       </w:r>
     </w:p>
     <w:p>
@@ -706,7 +390,7 @@
         <w:spacing w:after="80"/>
         <w:jc w:val="left"/>
       </w:pPr>
-      <w:hyperlink r:id="rId24">
+      <w:hyperlink r:id="rId17">
         <w:r>
           <w:rPr>
             <w:color w:val="0000FF"/>
@@ -725,7 +409,7 @@
         <w:drawing>
           <wp:inline xmlns:a="http://schemas.openxmlformats.org/drawingml/2006/main" xmlns:pic="http://schemas.openxmlformats.org/drawingml/2006/picture">
             <wp:extent cx="4389120" cy="2468880"/>
-            <wp:docPr id="8" name="Picture 8"/>
+            <wp:docPr id="5" name="Picture 5"/>
             <wp:cNvGraphicFramePr>
               <a:graphicFrameLocks noChangeAspect="1"/>
             </wp:cNvGraphicFramePr>
@@ -737,7 +421,7 @@
                     <pic:cNvPicPr/>
                   </pic:nvPicPr>
                   <pic:blipFill>
-                    <a:blip r:embed="rId25"/>
+                    <a:blip r:embed="rId18"/>
                     <a:stretch>
                       <a:fillRect/>
                     </a:stretch>
@@ -787,7 +471,7 @@
           <w:b/>
           <w:sz w:val="26"/>
         </w:rPr>
-        <w:t>9. SpaceX wants to put 1 million AI satellites in orbit. What would that do to Earth's climate?</w:t>
+        <w:t>5. SpaceX wants to put 1 million AI satellites in orbit. What would that do to Earth's climate?</w:t>
       </w:r>
     </w:p>
     <w:p>
@@ -795,7 +479,7 @@
         <w:spacing w:after="80"/>
         <w:jc w:val="left"/>
       </w:pPr>
-      <w:hyperlink r:id="rId26">
+      <w:hyperlink r:id="rId19">
         <w:r>
           <w:rPr>
             <w:color w:val="0000FF"/>
@@ -814,7 +498,7 @@
         <w:drawing>
           <wp:inline xmlns:a="http://schemas.openxmlformats.org/drawingml/2006/main" xmlns:pic="http://schemas.openxmlformats.org/drawingml/2006/picture">
             <wp:extent cx="4389120" cy="2468880"/>
-            <wp:docPr id="9" name="Picture 9"/>
+            <wp:docPr id="6" name="Picture 6"/>
             <wp:cNvGraphicFramePr>
               <a:graphicFrameLocks noChangeAspect="1"/>
             </wp:cNvGraphicFramePr>
@@ -826,7 +510,7 @@
                     <pic:cNvPicPr/>
                   </pic:nvPicPr>
                   <pic:blipFill>
-                    <a:blip r:embed="rId27"/>
+                    <a:blip r:embed="rId20"/>
                     <a:stretch>
                       <a:fillRect/>
                     </a:stretch>
@@ -876,7 +560,7 @@
           <w:b/>
           <w:sz w:val="26"/>
         </w:rPr>
-        <w:t>10. Live coverage: SpaceX to launch 24 Starlink satellites on Falcon 9 rocket from Vandenberg SFB</w:t>
+        <w:t>6. Live coverage: SpaceX to launch 24 Starlink satellites on Falcon 9 rocket from Vandenberg SFB</w:t>
       </w:r>
     </w:p>
     <w:p>
@@ -884,7 +568,7 @@
         <w:spacing w:after="80"/>
         <w:jc w:val="left"/>
       </w:pPr>
-      <w:hyperlink r:id="rId28">
+      <w:hyperlink r:id="rId21">
         <w:r>
           <w:rPr>
             <w:color w:val="0000FF"/>
@@ -925,7 +609,7 @@
           <w:b/>
           <w:sz w:val="26"/>
         </w:rPr>
-        <w:t>11. The ESCAPE mission will study the evolution of exoplanet atmospheres</w:t>
+        <w:t>7. The ESCAPE mission will study the evolution of exoplanet atmospheres</w:t>
       </w:r>
     </w:p>
     <w:p>
@@ -933,7 +617,7 @@
         <w:spacing w:after="80"/>
         <w:jc w:val="left"/>
       </w:pPr>
-      <w:hyperlink r:id="rId29">
+      <w:hyperlink r:id="rId22">
         <w:r>
           <w:rPr>
             <w:color w:val="0000FF"/>
@@ -952,7 +636,7 @@
         <w:drawing>
           <wp:inline xmlns:a="http://schemas.openxmlformats.org/drawingml/2006/main" xmlns:pic="http://schemas.openxmlformats.org/drawingml/2006/picture">
             <wp:extent cx="4389120" cy="4389120"/>
-            <wp:docPr id="10" name="Picture 10"/>
+            <wp:docPr id="7" name="Picture 7"/>
             <wp:cNvGraphicFramePr>
               <a:graphicFrameLocks noChangeAspect="1"/>
             </wp:cNvGraphicFramePr>
@@ -964,7 +648,7 @@
                     <pic:cNvPicPr/>
                   </pic:nvPicPr>
                   <pic:blipFill>
-                    <a:blip r:embed="rId30"/>
+                    <a:blip r:embed="rId23"/>
                     <a:stretch>
                       <a:fillRect/>
                     </a:stretch>
@@ -1014,7 +698,7 @@
           <w:b/>
           <w:sz w:val="26"/>
         </w:rPr>
-        <w:t>12. A smarter way to track satellites beyond Earth's orbit</w:t>
+        <w:t>8. A smarter way to track satellites beyond Earth's orbit</w:t>
       </w:r>
     </w:p>
     <w:p>
@@ -1022,7 +706,7 @@
         <w:spacing w:after="80"/>
         <w:jc w:val="left"/>
       </w:pPr>
-      <w:hyperlink r:id="rId31">
+      <w:hyperlink r:id="rId24">
         <w:r>
           <w:rPr>
             <w:color w:val="0000FF"/>
@@ -1041,7 +725,7 @@
         <w:drawing>
           <wp:inline xmlns:a="http://schemas.openxmlformats.org/drawingml/2006/main" xmlns:pic="http://schemas.openxmlformats.org/drawingml/2006/picture">
             <wp:extent cx="4389120" cy="4389120"/>
-            <wp:docPr id="11" name="Picture 11"/>
+            <wp:docPr id="8" name="Picture 8"/>
             <wp:cNvGraphicFramePr>
               <a:graphicFrameLocks noChangeAspect="1"/>
             </wp:cNvGraphicFramePr>
@@ -1053,7 +737,7 @@
                     <pic:cNvPicPr/>
                   </pic:nvPicPr>
                   <pic:blipFill>
-                    <a:blip r:embed="rId32"/>
+                    <a:blip r:embed="rId25"/>
                     <a:stretch>
                       <a:fillRect/>
                     </a:stretch>
@@ -1103,7 +787,7 @@
           <w:b/>
           <w:sz w:val="26"/>
         </w:rPr>
-        <w:t>13. NVIDIA launches Nemotron 3.5 Lightning to make repetitive agent tasks up to 4x faster</w:t>
+        <w:t>9. NVIDIA launches Nemotron 3.5 Lightning to make repetitive agent tasks up to 4x faster</w:t>
       </w:r>
     </w:p>
     <w:p>
@@ -1111,7 +795,7 @@
         <w:spacing w:after="80"/>
         <w:jc w:val="left"/>
       </w:pPr>
-      <w:hyperlink r:id="rId33">
+      <w:hyperlink r:id="rId26">
         <w:r>
           <w:rPr>
             <w:color w:val="0000FF"/>

--- a/Space_News_12_08_2026.docx
+++ b/Space_News_12_08_2026.docx
@@ -175,6 +175,46 @@
     </w:p>
     <w:p>
       <w:pPr>
+        <w:spacing w:after="120"/>
+        <w:jc w:val="center"/>
+      </w:pPr>
+      <w:r>
+        <w:drawing>
+          <wp:inline xmlns:a="http://schemas.openxmlformats.org/drawingml/2006/main" xmlns:pic="http://schemas.openxmlformats.org/drawingml/2006/picture">
+            <wp:extent cx="4389120" cy="2468880"/>
+            <wp:docPr id="3" name="Picture 3"/>
+            <wp:cNvGraphicFramePr>
+              <a:graphicFrameLocks noChangeAspect="1"/>
+            </wp:cNvGraphicFramePr>
+            <a:graphic>
+              <a:graphicData uri="http://schemas.openxmlformats.org/drawingml/2006/picture">
+                <pic:pic>
+                  <pic:nvPicPr>
+                    <pic:cNvPr id="0" name="image.png"/>
+                    <pic:cNvPicPr/>
+                  </pic:nvPicPr>
+                  <pic:blipFill>
+                    <a:blip r:embed="rId13"/>
+                    <a:stretch>
+                      <a:fillRect/>
+                    </a:stretch>
+                  </pic:blipFill>
+                  <pic:spPr>
+                    <a:xfrm>
+                      <a:off x="0" y="0"/>
+                      <a:ext cx="4389120" cy="2468880"/>
+                    </a:xfrm>
+                    <a:prstGeom prst="rect"/>
+                  </pic:spPr>
+                </pic:pic>
+              </a:graphicData>
+            </a:graphic>
+          </wp:inline>
+        </w:drawing>
+      </w:r>
+    </w:p>
+    <w:p>
+      <w:pPr>
         <w:spacing w:after="120" w:line="276" w:lineRule="auto"/>
         <w:jc w:val="both"/>
       </w:pPr>
@@ -212,7 +252,7 @@
         <w:spacing w:after="80"/>
         <w:jc w:val="left"/>
       </w:pPr>
-      <w:hyperlink r:id="rId13">
+      <w:hyperlink r:id="rId14">
         <w:r>
           <w:rPr>
             <w:color w:val="0000FF"/>
@@ -231,7 +271,7 @@
         <w:drawing>
           <wp:inline xmlns:a="http://schemas.openxmlformats.org/drawingml/2006/main" xmlns:pic="http://schemas.openxmlformats.org/drawingml/2006/picture">
             <wp:extent cx="4389120" cy="2468880"/>
-            <wp:docPr id="3" name="Picture 3"/>
+            <wp:docPr id="4" name="Picture 4"/>
             <wp:cNvGraphicFramePr>
               <a:graphicFrameLocks noChangeAspect="1"/>
             </wp:cNvGraphicFramePr>
@@ -243,7 +283,7 @@
                     <pic:cNvPicPr/>
                   </pic:nvPicPr>
                   <pic:blipFill>
-                    <a:blip r:embed="rId14"/>
+                    <a:blip r:embed="rId15"/>
                     <a:stretch>
                       <a:fillRect/>
                     </a:stretch>
@@ -301,7 +341,7 @@
         <w:spacing w:after="80"/>
         <w:jc w:val="left"/>
       </w:pPr>
-      <w:hyperlink r:id="rId15">
+      <w:hyperlink r:id="rId16">
         <w:r>
           <w:rPr>
             <w:color w:val="0000FF"/>
@@ -320,7 +360,7 @@
         <w:drawing>
           <wp:inline xmlns:a="http://schemas.openxmlformats.org/drawingml/2006/main" xmlns:pic="http://schemas.openxmlformats.org/drawingml/2006/picture">
             <wp:extent cx="4389120" cy="2468880"/>
-            <wp:docPr id="4" name="Picture 4"/>
+            <wp:docPr id="5" name="Picture 5"/>
             <wp:cNvGraphicFramePr>
               <a:graphicFrameLocks noChangeAspect="1"/>
             </wp:cNvGraphicFramePr>
@@ -332,7 +372,7 @@
                     <pic:cNvPicPr/>
                   </pic:nvPicPr>
                   <pic:blipFill>
-                    <a:blip r:embed="rId16"/>
+                    <a:blip r:embed="rId17"/>
                     <a:stretch>
                       <a:fillRect/>
                     </a:stretch>
@@ -390,7 +430,7 @@
         <w:spacing w:after="80"/>
         <w:jc w:val="left"/>
       </w:pPr>
-      <w:hyperlink r:id="rId17">
+      <w:hyperlink r:id="rId18">
         <w:r>
           <w:rPr>
             <w:color w:val="0000FF"/>
@@ -409,7 +449,7 @@
         <w:drawing>
           <wp:inline xmlns:a="http://schemas.openxmlformats.org/drawingml/2006/main" xmlns:pic="http://schemas.openxmlformats.org/drawingml/2006/picture">
             <wp:extent cx="4389120" cy="2468880"/>
-            <wp:docPr id="5" name="Picture 5"/>
+            <wp:docPr id="6" name="Picture 6"/>
             <wp:cNvGraphicFramePr>
               <a:graphicFrameLocks noChangeAspect="1"/>
             </wp:cNvGraphicFramePr>
@@ -421,7 +461,7 @@
                     <pic:cNvPicPr/>
                   </pic:nvPicPr>
                   <pic:blipFill>
-                    <a:blip r:embed="rId18"/>
+                    <a:blip r:embed="rId19"/>
                     <a:stretch>
                       <a:fillRect/>
                     </a:stretch>
@@ -479,7 +519,7 @@
         <w:spacing w:after="80"/>
         <w:jc w:val="left"/>
       </w:pPr>
-      <w:hyperlink r:id="rId19">
+      <w:hyperlink r:id="rId20">
         <w:r>
           <w:rPr>
             <w:color w:val="0000FF"/>
@@ -498,7 +538,7 @@
         <w:drawing>
           <wp:inline xmlns:a="http://schemas.openxmlformats.org/drawingml/2006/main" xmlns:pic="http://schemas.openxmlformats.org/drawingml/2006/picture">
             <wp:extent cx="4389120" cy="2468880"/>
-            <wp:docPr id="6" name="Picture 6"/>
+            <wp:docPr id="7" name="Picture 7"/>
             <wp:cNvGraphicFramePr>
               <a:graphicFrameLocks noChangeAspect="1"/>
             </wp:cNvGraphicFramePr>
@@ -510,7 +550,7 @@
                     <pic:cNvPicPr/>
                   </pic:nvPicPr>
                   <pic:blipFill>
-                    <a:blip r:embed="rId20"/>
+                    <a:blip r:embed="rId21"/>
                     <a:stretch>
                       <a:fillRect/>
                     </a:stretch>
@@ -568,7 +608,7 @@
         <w:spacing w:after="80"/>
         <w:jc w:val="left"/>
       </w:pPr>
-      <w:hyperlink r:id="rId21">
+      <w:hyperlink r:id="rId22">
         <w:r>
           <w:rPr>
             <w:color w:val="0000FF"/>
@@ -580,6 +620,46 @@
     </w:p>
     <w:p>
       <w:pPr>
+        <w:spacing w:after="120"/>
+        <w:jc w:val="center"/>
+      </w:pPr>
+      <w:r>
+        <w:drawing>
+          <wp:inline xmlns:a="http://schemas.openxmlformats.org/drawingml/2006/main" xmlns:pic="http://schemas.openxmlformats.org/drawingml/2006/picture">
+            <wp:extent cx="4389120" cy="2705977"/>
+            <wp:docPr id="8" name="Picture 8"/>
+            <wp:cNvGraphicFramePr>
+              <a:graphicFrameLocks noChangeAspect="1"/>
+            </wp:cNvGraphicFramePr>
+            <a:graphic>
+              <a:graphicData uri="http://schemas.openxmlformats.org/drawingml/2006/picture">
+                <pic:pic>
+                  <pic:nvPicPr>
+                    <pic:cNvPr id="0" name="image.png"/>
+                    <pic:cNvPicPr/>
+                  </pic:nvPicPr>
+                  <pic:blipFill>
+                    <a:blip r:embed="rId23"/>
+                    <a:stretch>
+                      <a:fillRect/>
+                    </a:stretch>
+                  </pic:blipFill>
+                  <pic:spPr>
+                    <a:xfrm>
+                      <a:off x="0" y="0"/>
+                      <a:ext cx="4389120" cy="2705977"/>
+                    </a:xfrm>
+                    <a:prstGeom prst="rect"/>
+                  </pic:spPr>
+                </pic:pic>
+              </a:graphicData>
+            </a:graphic>
+          </wp:inline>
+        </w:drawing>
+      </w:r>
+    </w:p>
+    <w:p>
+      <w:pPr>
         <w:spacing w:after="120" w:line="276" w:lineRule="auto"/>
         <w:jc w:val="both"/>
       </w:pPr>
@@ -588,7 +668,7 @@
           <w:rFonts w:ascii="Times New Roman" w:hAnsi="Times New Roman"/>
           <w:sz w:val="24"/>
         </w:rPr>
-        <w:t>Update 11:19 p.m. EDT (0319 UTC): SpaceX updated the new T-0. SpaceX is slated to launch two dozens of its Starlink satellites to low Earth orbit from Vandenberg Space Force Base on Tuesday night. The Starlink 17-49 mission will be SpaceX's 51st flight from the West Coast so far this year. Liftoff from Space Launch Complex 4 East is scheduled for 9:46 p.m. PDT (12:46 a.m. EDT / 0446 UTC). The rocket will fly on a south-southwesterly trajectory. Spaceflight Now will have live coverage beginning about 30 minutes prior to liftoff. &lt;span data-mce-type="bookmark" style="display: inline-block; width: 0px; overflow: hidden; line-height: 0;" class="mce_SELRES_start"&gt;&lt;/span&gt; SpaceX will launch the mission using the Falcon 9 first stage booster with the tail number B1103. This will be its fifth flight after previously launching SDA-T1TL-E, NROL-179, Starlink 17-35, and Starlink 17-42. Nearly 8.5 minutes after liftoff, B1103 will target a landing on the droneship, Of Course I Still Love You, positioned in the Pacific Ocean. If successful, this will be the 163rd landing on this vessel and the 648th Falcon booster landing to date.</w:t>
+        <w:t>Update 11:19 p.m. EDT (0319 UTC): SpaceX updated the new T-0. SpaceX launched two dozen of its Starlink satellites to low Earth orbit from Vandenberg Space Force Base on Tuesday night. The Starlink 17-49 mission was SpaceX's 51st flight from the West Coast so far this year. Liftoff from Space Launch Complex 4 East happened at 9:46 p.m. PDT (12:46 a.m. EDT / 0446 UTC). The rocket took a south-southwesterly trajectory. &lt;span data-mce-type="bookmark" style="display: inline-block; width: 0px; overflow: hidden; line-height: 0;" class="mce_SELRES_start"&gt;&lt;/span&gt; SpaceX launched the mission using the Falcon 9 first stage booster with the tail number B1103. This was its fifth flight after previously launching SDA-T1TL-E, NROL-179, Starlink 17-35, and Starlink 17-42. Nearly 8.5 minutes after liftoff, B1103 landed on the droneship, Of Course I Still Love You, positioned in the Pacific Ocean. It was the 163rd landing on this vessel and the 648th Falcon booster landing to date.</w:t>
       </w:r>
     </w:p>
     <w:p>
@@ -617,7 +697,7 @@
         <w:spacing w:after="80"/>
         <w:jc w:val="left"/>
       </w:pPr>
-      <w:hyperlink r:id="rId22">
+      <w:hyperlink r:id="rId24">
         <w:r>
           <w:rPr>
             <w:color w:val="0000FF"/>
@@ -636,7 +716,7 @@
         <w:drawing>
           <wp:inline xmlns:a="http://schemas.openxmlformats.org/drawingml/2006/main" xmlns:pic="http://schemas.openxmlformats.org/drawingml/2006/picture">
             <wp:extent cx="4389120" cy="4389120"/>
-            <wp:docPr id="7" name="Picture 7"/>
+            <wp:docPr id="9" name="Picture 9"/>
             <wp:cNvGraphicFramePr>
               <a:graphicFrameLocks noChangeAspect="1"/>
             </wp:cNvGraphicFramePr>
@@ -648,7 +728,7 @@
                     <pic:cNvPicPr/>
                   </pic:nvPicPr>
                   <pic:blipFill>
-                    <a:blip r:embed="rId23"/>
+                    <a:blip r:embed="rId25"/>
                     <a:stretch>
                       <a:fillRect/>
                     </a:stretch>
@@ -706,7 +786,7 @@
         <w:spacing w:after="80"/>
         <w:jc w:val="left"/>
       </w:pPr>
-      <w:hyperlink r:id="rId24">
+      <w:hyperlink r:id="rId26">
         <w:r>
           <w:rPr>
             <w:color w:val="0000FF"/>
@@ -725,7 +805,7 @@
         <w:drawing>
           <wp:inline xmlns:a="http://schemas.openxmlformats.org/drawingml/2006/main" xmlns:pic="http://schemas.openxmlformats.org/drawingml/2006/picture">
             <wp:extent cx="4389120" cy="4389120"/>
-            <wp:docPr id="8" name="Picture 8"/>
+            <wp:docPr id="10" name="Picture 10"/>
             <wp:cNvGraphicFramePr>
               <a:graphicFrameLocks noChangeAspect="1"/>
             </wp:cNvGraphicFramePr>
@@ -737,7 +817,7 @@
                     <pic:cNvPicPr/>
                   </pic:nvPicPr>
                   <pic:blipFill>
-                    <a:blip r:embed="rId25"/>
+                    <a:blip r:embed="rId27"/>
                     <a:stretch>
                       <a:fillRect/>
                     </a:stretch>
@@ -795,7 +875,7 @@
         <w:spacing w:after="80"/>
         <w:jc w:val="left"/>
       </w:pPr>
-      <w:hyperlink r:id="rId26">
+      <w:hyperlink r:id="rId28">
         <w:r>
           <w:rPr>
             <w:color w:val="0000FF"/>
@@ -807,6 +887,46 @@
     </w:p>
     <w:p>
       <w:pPr>
+        <w:spacing w:after="120"/>
+        <w:jc w:val="center"/>
+      </w:pPr>
+      <w:r>
+        <w:drawing>
+          <wp:inline xmlns:a="http://schemas.openxmlformats.org/drawingml/2006/main" xmlns:pic="http://schemas.openxmlformats.org/drawingml/2006/picture">
+            <wp:extent cx="4389120" cy="2470912"/>
+            <wp:docPr id="11" name="Picture 11"/>
+            <wp:cNvGraphicFramePr>
+              <a:graphicFrameLocks noChangeAspect="1"/>
+            </wp:cNvGraphicFramePr>
+            <a:graphic>
+              <a:graphicData uri="http://schemas.openxmlformats.org/drawingml/2006/picture">
+                <pic:pic>
+                  <pic:nvPicPr>
+                    <pic:cNvPr id="0" name="image.png"/>
+                    <pic:cNvPicPr/>
+                  </pic:nvPicPr>
+                  <pic:blipFill>
+                    <a:blip r:embed="rId29"/>
+                    <a:stretch>
+                      <a:fillRect/>
+                    </a:stretch>
+                  </pic:blipFill>
+                  <pic:spPr>
+                    <a:xfrm>
+                      <a:off x="0" y="0"/>
+                      <a:ext cx="4389120" cy="2470912"/>
+                    </a:xfrm>
+                    <a:prstGeom prst="rect"/>
+                  </pic:spPr>
+                </pic:pic>
+              </a:graphicData>
+            </a:graphic>
+          </wp:inline>
+        </w:drawing>
+      </w:r>
+    </w:p>
+    <w:p>
+      <w:pPr>
         <w:spacing w:after="120" w:line="276" w:lineRule="auto"/>
         <w:jc w:val="both"/>
       </w:pPr>
@@ -815,7 +935,7 @@
           <w:rFonts w:ascii="Times New Roman" w:hAnsi="Times New Roman"/>
           <w:sz w:val="24"/>
         </w:rPr>
-        <w:t>NVIDIA has launched a smaller open model designed to handle the repetitive, high-volume tasks that keep autonomous agents running, aiming to cut the cost and latency of long-running agent workloads. Called Nemotron 3.5 Lightning, the model has 30 billion total parameters but activates only 3 billion for each token. NVIDIA says this mixture-of-experts design allows it to deliver the capacity of a larger model while using compute closer to that of a much smaller one. The model is aimed at the execution layer of autonomous agents, where systems repeatedly call tools, check results, run commands, and delegate tasks. Instead of using a large reasoning model for every step, developers can use Lightning for routine work while reserving larger models for planning and complex decisions. Nemotron 3.5 Lightning is also designed to run locally, including on NVIDIA's DGX Spark, Jetson systems and GeForce RTX 5090 graphics cards. It can also be deployed in data centers, giving developers options for running high-volume workloads closer to where they are generated. Smaller models take over NVIDIA is positioning Lightning as part of a broader shift toward systems that use multiple models rather than relying on one model for every task. Larger reasoning models can handle planning and orchestration, while smaller models take care of execution. The model has been trained with popular agent harnesses in mind, including OpenClaw and Hermes Agent. NVIDIA says this training helps agents make more accurate tool calls while reducing latency during repetitive tasks. The company is also releasing the model as an open offering, including its weights, training data, and recipes under the OpenMDW-1.1 license. Developers can fine-tune it using NVIDIA's NeMo tools or run reinforcement learning and environment-based evaluations. NVIDIA says Nemotron 3.5 Lightning can deliver up to four times the output speed of similar-sized models. On PinchBench, it reached 86 percent accuracy while completing 10,000 tasks 30% faster than Qwen3.6 35B at similar accuracy. The model also supports speculative decoding, a technique that allows multiple tokens to be proposed and then efficiently checked. NVIDIA has included multi-token prediction during training and provides two additional draft models, DSpark and DFlash, for different inference workloads. Routing work by complexity The launch also highlights NVIDIA NeMo Switchyard, a model-routing library designed to direct different tasks to different models. A complex request can be sent to a more capable reasoning model, while routine execution can be routed to Nemotron 3.5 Lightning. That approach could reduce the amount of expensive compute used by always-on agents, particularly systems that perform thousands of small actions over long periods. The model is supported across a growing ecosystem of inference platforms, agent frameworks and cloud services, including Ollama, LM Studio, Amazon SageMaker JumpStart, Google Cloud, Microsoft Foundry and Oracle Cloud Infrastructure. NVIDIA says Nemotron 3.5 Lightning can be downloaded through Hugging Face and ModelScope, while developers can also access it through NVIDIA's own platform and OpenRouter.</w:t>
+        <w:t>NVIDIA has launched a smaller open model designed to handle the repetitive, high-volume tasks that keep autonomous agents running, aiming to cut the cost and latency of long-running agent workloads. Called Nemotron 3.5 Lightning, the model has 30 billion total parameters but activates only 3 billion for each token. NVIDIA says this mixture-of-experts design allows it to deliver the capacity of a larger model while using compute closer to that of a much smaller one. The model is aimed at the execution layer of autonomous agents, where systems repeatedly call tools, check results, run commands, and delegate tasks. Instead of using a large reasoning model for every step, developers can use Lightning for routine work while reserving larger models for planning and complex decisions. Nemotron 3.5 Lightning is also designed to run locally, including on NVIDIA's DGX Spark, Jetson systems and GeForce RTX 5090 graphics cards. It can also be deployed in data centers, giving developers options for running high-volume workloads closer to where they are generated. Smaller models take over NVIDIA is positioning Lightning as part of a broader shift toward systems that use multiple models rather than relying on one model for every task. Larger reasoning models can handle planning and orchestration, while smaller models take care of execution. The model has been trained with popular agent harnesses in mind, including OpenClaw and Hermes Agent. NVIDIA says this training helps agents make more accurate tool calls while reducing latency during repetitive tasks. The company is also releasing the model as an open offering, including its weights, training data, and recipes under the OpenMDW-1.1 license. Developers can fine-tune it using NVIDIA's NeMo tools or run reinforcement learning and environment-based evaluations. NVIDIA says Nemotron 3.5 Lightning can deliver up to four times the output speed of similar-sized models. On PinchBench, it reached 86 percent accuracy while completing 10,000 tasks 30% faster than Qwen3.6 35B at similar accuracy. The model also supports speculative decoding, a technique that allows multiple tokens to be proposed and then efficiently checked. NVIDIA has included multi-token prediction during training and provides two additional draft models, DSpark and DFlash, for different inference workloads.</w:t>
       </w:r>
     </w:p>
     <w:sectPr>

--- a/Space_News_12_08_2026.docx
+++ b/Space_News_12_08_2026.docx
@@ -849,95 +849,6 @@
         <w:t>Most current space activities operate close to Earth in what is called near-Earth orbit. However, as more satellites and other infrastructure begin to extend beyond that region, maintaining situational awareness of those objects will be crucial.</w:t>
       </w:r>
     </w:p>
-    <w:p>
-      <w:pPr>
-        <w:pBdr>
-          <w:bottom w:val="single" w:sz="6" w:space="6" w:color="A6A6A6"/>
-        </w:pBdr>
-      </w:pPr>
-    </w:p>
-    <w:p/>
-    <w:p>
-      <w:pPr>
-        <w:spacing w:after="60"/>
-      </w:pPr>
-      <w:r>
-        <w:rPr>
-          <w:rFonts w:ascii="Times New Roman" w:hAnsi="Times New Roman"/>
-          <w:b/>
-          <w:sz w:val="26"/>
-        </w:rPr>
-        <w:t>9. NVIDIA launches Nemotron 3.5 Lightning to make repetitive agent tasks up to 4x faster</w:t>
-      </w:r>
-    </w:p>
-    <w:p>
-      <w:pPr>
-        <w:spacing w:after="80"/>
-        <w:jc w:val="left"/>
-      </w:pPr>
-      <w:hyperlink r:id="rId28">
-        <w:r>
-          <w:rPr>
-            <w:color w:val="0000FF"/>
-            <w:u w:val="single"/>
-          </w:rPr>
-          <w:t>Read more</w:t>
-        </w:r>
-      </w:hyperlink>
-    </w:p>
-    <w:p>
-      <w:pPr>
-        <w:spacing w:after="120"/>
-        <w:jc w:val="center"/>
-      </w:pPr>
-      <w:r>
-        <w:drawing>
-          <wp:inline xmlns:a="http://schemas.openxmlformats.org/drawingml/2006/main" xmlns:pic="http://schemas.openxmlformats.org/drawingml/2006/picture">
-            <wp:extent cx="4389120" cy="2470912"/>
-            <wp:docPr id="11" name="Picture 11"/>
-            <wp:cNvGraphicFramePr>
-              <a:graphicFrameLocks noChangeAspect="1"/>
-            </wp:cNvGraphicFramePr>
-            <a:graphic>
-              <a:graphicData uri="http://schemas.openxmlformats.org/drawingml/2006/picture">
-                <pic:pic>
-                  <pic:nvPicPr>
-                    <pic:cNvPr id="0" name="image.png"/>
-                    <pic:cNvPicPr/>
-                  </pic:nvPicPr>
-                  <pic:blipFill>
-                    <a:blip r:embed="rId29"/>
-                    <a:stretch>
-                      <a:fillRect/>
-                    </a:stretch>
-                  </pic:blipFill>
-                  <pic:spPr>
-                    <a:xfrm>
-                      <a:off x="0" y="0"/>
-                      <a:ext cx="4389120" cy="2470912"/>
-                    </a:xfrm>
-                    <a:prstGeom prst="rect"/>
-                  </pic:spPr>
-                </pic:pic>
-              </a:graphicData>
-            </a:graphic>
-          </wp:inline>
-        </w:drawing>
-      </w:r>
-    </w:p>
-    <w:p>
-      <w:pPr>
-        <w:spacing w:after="120" w:line="276" w:lineRule="auto"/>
-        <w:jc w:val="both"/>
-      </w:pPr>
-      <w:r>
-        <w:rPr>
-          <w:rFonts w:ascii="Times New Roman" w:hAnsi="Times New Roman"/>
-          <w:sz w:val="24"/>
-        </w:rPr>
-        <w:t>NVIDIA has launched a smaller open model designed to handle the repetitive, high-volume tasks that keep autonomous agents running, aiming to cut the cost and latency of long-running agent workloads. Called Nemotron 3.5 Lightning, the model has 30 billion total parameters but activates only 3 billion for each token. NVIDIA says this mixture-of-experts design allows it to deliver the capacity of a larger model while using compute closer to that of a much smaller one. The model is aimed at the execution layer of autonomous agents, where systems repeatedly call tools, check results, run commands, and delegate tasks. Instead of using a large reasoning model for every step, developers can use Lightning for routine work while reserving larger models for planning and complex decisions. Nemotron 3.5 Lightning is also designed to run locally, including on NVIDIA's DGX Spark, Jetson systems and GeForce RTX 5090 graphics cards. It can also be deployed in data centers, giving developers options for running high-volume workloads closer to where they are generated. Smaller models take over NVIDIA is positioning Lightning as part of a broader shift toward systems that use multiple models rather than relying on one model for every task. Larger reasoning models can handle planning and orchestration, while smaller models take care of execution. The model has been trained with popular agent harnesses in mind, including OpenClaw and Hermes Agent. NVIDIA says this training helps agents make more accurate tool calls while reducing latency during repetitive tasks. The company is also releasing the model as an open offering, including its weights, training data, and recipes under the OpenMDW-1.1 license. Developers can fine-tune it using NVIDIA's NeMo tools or run reinforcement learning and environment-based evaluations. NVIDIA says Nemotron 3.5 Lightning can deliver up to four times the output speed of similar-sized models. On PinchBench, it reached 86 percent accuracy while completing 10,000 tasks 30% faster than Qwen3.6 35B at similar accuracy. The model also supports speculative decoding, a technique that allows multiple tokens to be proposed and then efficiently checked. NVIDIA has included multi-token prediction during training and provides two additional draft models, DSpark and DFlash, for different inference workloads.</w:t>
-      </w:r>
-    </w:p>
     <w:sectPr>
       <w:footerReference w:type="default" r:id="rId9"/>
       <w:pgSz w:w="12240" w:h="15840"/>
